--- a/lessons/5-5-group2/homework.docx
+++ b/lessons/5-5-group2/homework.docx
@@ -19,24 +19,13 @@
     </w:p>
     <w:p>
       <w:pPr>
-        <w:pStyle w:val="Title"/>
+        <w:pStyle w:val="Heading1"/>
       </w:pPr>
       <w:r>
         <w:rPr>
           <w:rFonts w:ascii="Arial" w:hAnsi="Arial" w:eastAsia="Arial" w:cs="Arial"/>
         </w:rPr>
         <w:t>Volume of Rectangular Prisms</w:t>
-      </w:r>
-    </w:p>
-    <w:p>
-      <w:pPr>
-        <w:pStyle w:val="PublisherEdition"/>
-      </w:pPr>
-      <w:r>
-        <w:rPr>
-          <w:rFonts w:ascii="Arial" w:hAnsi="Arial" w:eastAsia="Arial" w:cs="Arial"/>
-        </w:rPr>
-        <w:t>Version 2  /  Regular</w:t>
       </w:r>
     </w:p>
     <w:p>
@@ -96,7 +85,7 @@
     </w:p>
     <w:p>
       <w:pPr>
-        <w:pStyle w:val="PublisherSection"/>
+        <w:pStyle w:val="Heading2"/>
         <w:shd w:val="clear" w:color="auto" w:fill="EEF4F5"/>
         <w:pBdr>
           <w:left w:val="single" w:color="176B70" w:sz="20" w:space="7"/>
@@ -118,8 +107,6 @@
       <w:tblPr>
         <w:tblW w:type="dxa" w:w="10368"/>
         <w:jc w:val="center"/>
-        <w:tblLayout w:type="fixed"/>
-        <w:tblLook w:firstColumn="1" w:firstRow="1" w:lastColumn="0" w:lastRow="0" w:noHBand="0" w:noVBand="1" w:val="04A0"/>
         <w:tblInd w:type="dxa" w:w="0"/>
         <w:tblBorders>
           <w:top w:val="single" w:color="B9C9CE" w:sz="4" w:space="0"/>
@@ -129,6 +116,10 @@
           <w:insideH w:val="single" w:color="FFFFFF" w:sz="8" w:space="0"/>
           <w:insideV w:val="single" w:color="FFFFFF" w:sz="12" w:space="0"/>
         </w:tblBorders>
+        <w:tblLayout w:type="fixed"/>
+        <w:tblLook w:firstColumn="1" w:firstRow="1" w:lastColumn="0" w:lastRow="0" w:noHBand="0" w:noVBand="1" w:val="04A0"/>
+        <w:tblCaption w:val="Learn from a model"/>
+        <w:tblDescription w:val="Layout table. It only arranges the page; read its cells in order."/>
       </w:tblPr>
       <w:tblGrid>
         <w:gridCol w:w="4464"/>
@@ -402,7 +393,7 @@
     </w:p>
     <w:p>
       <w:pPr>
-        <w:pStyle w:val="PublisherSection"/>
+        <w:pStyle w:val="Heading2"/>
         <w:shd w:val="clear" w:color="auto" w:fill="EEF4F5"/>
         <w:pBdr>
           <w:left w:val="single" w:color="176B70" w:sz="20" w:space="7"/>
@@ -424,8 +415,6 @@
       <w:tblPr>
         <w:tblW w:type="dxa" w:w="10368"/>
         <w:jc w:val="center"/>
-        <w:tblLayout w:type="fixed"/>
-        <w:tblLook w:firstColumn="1" w:firstRow="1" w:lastColumn="0" w:lastRow="0" w:noHBand="0" w:noVBand="1" w:val="04A0"/>
         <w:tblInd w:type="dxa" w:w="0"/>
         <w:tblBorders>
           <w:top w:val="nil"/>
@@ -435,6 +424,10 @@
           <w:insideH w:val="nil"/>
           <w:insideV w:val="nil"/>
         </w:tblBorders>
+        <w:tblLayout w:type="fixed"/>
+        <w:tblLook w:firstColumn="1" w:firstRow="1" w:lastColumn="0" w:lastRow="0" w:noHBand="0" w:noVBand="1" w:val="04A0"/>
+        <w:tblCaption w:val="Exercise 1"/>
+        <w:tblDescription w:val="Layout table. It only arranges the page; read its cells in order."/>
       </w:tblPr>
       <w:tblGrid>
         <w:gridCol w:w="10368"/>
@@ -521,8 +514,6 @@
             <w:tblPr>
               <w:tblW w:type="dxa" w:w="10368"/>
               <w:jc w:val="center"/>
-              <w:tblLayout w:type="fixed"/>
-              <w:tblLook w:firstColumn="1" w:firstRow="1" w:lastColumn="0" w:lastRow="0" w:noHBand="0" w:noVBand="1" w:val="04A0"/>
               <w:tblInd w:type="dxa" w:w="0"/>
               <w:tblBorders>
                 <w:top w:val="single" w:color="B9C9CE" w:sz="4" w:space="0"/>
@@ -530,6 +521,10 @@
                 <w:bottom w:val="single" w:color="B9C9CE" w:sz="4" w:space="0"/>
                 <w:right w:val="single" w:color="B9C9CE" w:sz="4" w:space="0"/>
               </w:tblBorders>
+              <w:tblLayout w:type="fixed"/>
+              <w:tblLook w:firstColumn="1" w:firstRow="1" w:lastColumn="0" w:lastRow="0" w:noHBand="0" w:noVBand="1" w:val="04A0"/>
+              <w:tblCaption w:val="Workspace"/>
+              <w:tblDescription w:val="Layout table that frames the blank workspace for this exercise."/>
             </w:tblPr>
             <w:tblGrid>
               <w:gridCol w:w="10368"/>
@@ -576,7 +571,7 @@
                     <w:drawing>
                       <wp:inline xmlns:a="http://schemas.openxmlformats.org/drawingml/2006/main" xmlns:pic="http://schemas.openxmlformats.org/drawingml/2006/picture">
                         <wp:extent cx="6382512" cy="685800"/>
-                        <wp:docPr id="1" name="Picture 1" descr="PUBLISHER_WORKSPACE: Blank square grid for sketching a geometric figure or net. The grid has no assigned measurements or scale." title="SHOW YOUR THINKING"/>
+                        <wp:docPr id="1" name="Picture 1" descr="Blank square grid for sketching a geometric figure or net. The grid has no assigned measurements or scale." title="SHOW YOUR THINKING"/>
                         <wp:cNvGraphicFramePr>
                           <a:graphicFrameLocks noChangeAspect="1"/>
                         </wp:cNvGraphicFramePr>
@@ -643,8 +638,6 @@
       <w:tblPr>
         <w:tblW w:type="dxa" w:w="10368"/>
         <w:jc w:val="center"/>
-        <w:tblLayout w:type="fixed"/>
-        <w:tblLook w:firstColumn="1" w:firstRow="1" w:lastColumn="0" w:lastRow="0" w:noHBand="0" w:noVBand="1" w:val="04A0"/>
         <w:tblInd w:type="dxa" w:w="0"/>
         <w:tblBorders>
           <w:top w:val="nil"/>
@@ -654,6 +647,10 @@
           <w:insideH w:val="nil"/>
           <w:insideV w:val="nil"/>
         </w:tblBorders>
+        <w:tblLayout w:type="fixed"/>
+        <w:tblLook w:firstColumn="1" w:firstRow="1" w:lastColumn="0" w:lastRow="0" w:noHBand="0" w:noVBand="1" w:val="04A0"/>
+        <w:tblCaption w:val="Exercise 2"/>
+        <w:tblDescription w:val="Layout table. It only arranges the page; read its cells in order."/>
       </w:tblPr>
       <w:tblGrid>
         <w:gridCol w:w="10368"/>
@@ -740,8 +737,6 @@
             <w:tblPr>
               <w:tblW w:type="dxa" w:w="10368"/>
               <w:jc w:val="center"/>
-              <w:tblLayout w:type="fixed"/>
-              <w:tblLook w:firstColumn="1" w:firstRow="1" w:lastColumn="0" w:lastRow="0" w:noHBand="0" w:noVBand="1" w:val="04A0"/>
               <w:tblInd w:type="dxa" w:w="0"/>
               <w:tblBorders>
                 <w:top w:val="single" w:color="B9C9CE" w:sz="4" w:space="0"/>
@@ -749,6 +744,10 @@
                 <w:bottom w:val="single" w:color="B9C9CE" w:sz="4" w:space="0"/>
                 <w:right w:val="single" w:color="B9C9CE" w:sz="4" w:space="0"/>
               </w:tblBorders>
+              <w:tblLayout w:type="fixed"/>
+              <w:tblLook w:firstColumn="1" w:firstRow="1" w:lastColumn="0" w:lastRow="0" w:noHBand="0" w:noVBand="1" w:val="04A0"/>
+              <w:tblCaption w:val="Workspace"/>
+              <w:tblDescription w:val="Layout table that frames the blank workspace for this exercise."/>
             </w:tblPr>
             <w:tblGrid>
               <w:gridCol w:w="10368"/>
@@ -795,7 +794,7 @@
                     <w:drawing>
                       <wp:inline xmlns:a="http://schemas.openxmlformats.org/drawingml/2006/main" xmlns:pic="http://schemas.openxmlformats.org/drawingml/2006/picture">
                         <wp:extent cx="6382512" cy="685800"/>
-                        <wp:docPr id="2" name="Picture 2" descr="PUBLISHER_WORKSPACE: Blank square grid for sketching a geometric figure or net. The grid has no assigned measurements or scale." title="SHOW YOUR THINKING"/>
+                        <wp:docPr id="2" name="Picture 2" descr="Blank square grid for sketching a geometric figure or net. The grid has no assigned measurements or scale." title="SHOW YOUR THINKING"/>
                         <wp:cNvGraphicFramePr>
                           <a:graphicFrameLocks noChangeAspect="1"/>
                         </wp:cNvGraphicFramePr>
@@ -862,8 +861,6 @@
       <w:tblPr>
         <w:tblW w:type="dxa" w:w="10368"/>
         <w:jc w:val="center"/>
-        <w:tblLayout w:type="fixed"/>
-        <w:tblLook w:firstColumn="1" w:firstRow="1" w:lastColumn="0" w:lastRow="0" w:noHBand="0" w:noVBand="1" w:val="04A0"/>
         <w:tblInd w:type="dxa" w:w="0"/>
         <w:tblBorders>
           <w:top w:val="nil"/>
@@ -873,6 +870,10 @@
           <w:insideH w:val="nil"/>
           <w:insideV w:val="nil"/>
         </w:tblBorders>
+        <w:tblLayout w:type="fixed"/>
+        <w:tblLook w:firstColumn="1" w:firstRow="1" w:lastColumn="0" w:lastRow="0" w:noHBand="0" w:noVBand="1" w:val="04A0"/>
+        <w:tblCaption w:val="Exercise 3"/>
+        <w:tblDescription w:val="Layout table. It only arranges the page; read its cells in order."/>
       </w:tblPr>
       <w:tblGrid>
         <w:gridCol w:w="10368"/>
@@ -959,8 +960,6 @@
             <w:tblPr>
               <w:tblW w:type="dxa" w:w="10368"/>
               <w:jc w:val="center"/>
-              <w:tblLayout w:type="fixed"/>
-              <w:tblLook w:firstColumn="1" w:firstRow="1" w:lastColumn="0" w:lastRow="0" w:noHBand="0" w:noVBand="1" w:val="04A0"/>
               <w:tblInd w:type="dxa" w:w="0"/>
               <w:tblBorders>
                 <w:top w:val="single" w:color="B9C9CE" w:sz="4" w:space="0"/>
@@ -968,6 +967,10 @@
                 <w:bottom w:val="single" w:color="B9C9CE" w:sz="4" w:space="0"/>
                 <w:right w:val="single" w:color="B9C9CE" w:sz="4" w:space="0"/>
               </w:tblBorders>
+              <w:tblLayout w:type="fixed"/>
+              <w:tblLook w:firstColumn="1" w:firstRow="1" w:lastColumn="0" w:lastRow="0" w:noHBand="0" w:noVBand="1" w:val="04A0"/>
+              <w:tblCaption w:val="Workspace"/>
+              <w:tblDescription w:val="Layout table that frames the blank workspace for this exercise."/>
             </w:tblPr>
             <w:tblGrid>
               <w:gridCol w:w="10368"/>
@@ -1014,7 +1017,7 @@
                     <w:drawing>
                       <wp:inline xmlns:a="http://schemas.openxmlformats.org/drawingml/2006/main" xmlns:pic="http://schemas.openxmlformats.org/drawingml/2006/picture">
                         <wp:extent cx="6382512" cy="822960"/>
-                        <wp:docPr id="3" name="Picture 3" descr="PUBLISHER_WORKSPACE: Blank ruled workspace for calculations, mathematical labels, and written reasoning." title="EXPLAIN WITH MATHEMATICAL EVIDENCE"/>
+                        <wp:docPr id="3" name="Picture 3" descr="Blank ruled workspace for calculations, mathematical labels, and written reasoning." title="EXPLAIN WITH MATHEMATICAL EVIDENCE"/>
                         <wp:cNvGraphicFramePr>
                           <a:graphicFrameLocks noChangeAspect="1"/>
                         </wp:cNvGraphicFramePr>
@@ -1081,8 +1084,6 @@
       <w:tblPr>
         <w:tblW w:type="dxa" w:w="10368"/>
         <w:jc w:val="center"/>
-        <w:tblLayout w:type="fixed"/>
-        <w:tblLook w:firstColumn="1" w:firstRow="1" w:lastColumn="0" w:lastRow="0" w:noHBand="0" w:noVBand="1" w:val="04A0"/>
         <w:tblInd w:type="dxa" w:w="0"/>
         <w:tblBorders>
           <w:top w:val="nil"/>
@@ -1092,6 +1093,10 @@
           <w:insideH w:val="nil"/>
           <w:insideV w:val="nil"/>
         </w:tblBorders>
+        <w:tblLayout w:type="fixed"/>
+        <w:tblLook w:firstColumn="1" w:firstRow="1" w:lastColumn="0" w:lastRow="0" w:noHBand="0" w:noVBand="1" w:val="04A0"/>
+        <w:tblCaption w:val="Exercise 4"/>
+        <w:tblDescription w:val="Layout table. It only arranges the page; read its cells in order."/>
       </w:tblPr>
       <w:tblGrid>
         <w:gridCol w:w="10368"/>
@@ -1246,8 +1251,6 @@
             <w:tblPr>
               <w:tblW w:type="dxa" w:w="10368"/>
               <w:jc w:val="center"/>
-              <w:tblLayout w:type="fixed"/>
-              <w:tblLook w:firstColumn="1" w:firstRow="1" w:lastColumn="0" w:lastRow="0" w:noHBand="0" w:noVBand="1" w:val="04A0"/>
               <w:tblInd w:type="dxa" w:w="0"/>
               <w:tblBorders>
                 <w:top w:val="single" w:color="B9C9CE" w:sz="4" w:space="0"/>
@@ -1255,6 +1258,10 @@
                 <w:bottom w:val="single" w:color="B9C9CE" w:sz="4" w:space="0"/>
                 <w:right w:val="single" w:color="B9C9CE" w:sz="4" w:space="0"/>
               </w:tblBorders>
+              <w:tblLayout w:type="fixed"/>
+              <w:tblLook w:firstColumn="1" w:firstRow="1" w:lastColumn="0" w:lastRow="0" w:noHBand="0" w:noVBand="1" w:val="04A0"/>
+              <w:tblCaption w:val="Workspace"/>
+              <w:tblDescription w:val="Layout table that frames the blank workspace for this exercise."/>
             </w:tblPr>
             <w:tblGrid>
               <w:gridCol w:w="10368"/>
@@ -1301,7 +1308,7 @@
                     <w:drawing>
                       <wp:inline xmlns:a="http://schemas.openxmlformats.org/drawingml/2006/main" xmlns:pic="http://schemas.openxmlformats.org/drawingml/2006/picture">
                         <wp:extent cx="6382512" cy="1097280"/>
-                        <wp:docPr id="4" name="Picture 4" descr="PUBLISHER_WORKSPACE: Blank square grid for sketching a geometric figure or net. The grid has no assigned measurements or scale." title="SHOW YOUR THINKING"/>
+                        <wp:docPr id="4" name="Picture 4" descr="Blank square grid for sketching a geometric figure or net. The grid has no assigned measurements or scale." title="SHOW YOUR THINKING"/>
                         <wp:cNvGraphicFramePr>
                           <a:graphicFrameLocks noChangeAspect="1"/>
                         </wp:cNvGraphicFramePr>
@@ -1368,8 +1375,6 @@
       <w:tblPr>
         <w:tblW w:type="dxa" w:w="10368"/>
         <w:jc w:val="center"/>
-        <w:tblLayout w:type="fixed"/>
-        <w:tblLook w:firstColumn="1" w:firstRow="1" w:lastColumn="0" w:lastRow="0" w:noHBand="0" w:noVBand="1" w:val="04A0"/>
         <w:tblInd w:type="dxa" w:w="0"/>
         <w:tblBorders>
           <w:top w:val="nil"/>
@@ -1379,6 +1384,10 @@
           <w:insideH w:val="nil"/>
           <w:insideV w:val="nil"/>
         </w:tblBorders>
+        <w:tblLayout w:type="fixed"/>
+        <w:tblLook w:firstColumn="1" w:firstRow="1" w:lastColumn="0" w:lastRow="0" w:noHBand="0" w:noVBand="1" w:val="04A0"/>
+        <w:tblCaption w:val="Exercise 5"/>
+        <w:tblDescription w:val="Layout table. It only arranges the page; read its cells in order."/>
       </w:tblPr>
       <w:tblGrid>
         <w:gridCol w:w="10368"/>
@@ -1465,8 +1474,6 @@
             <w:tblPr>
               <w:tblW w:type="dxa" w:w="10368"/>
               <w:jc w:val="center"/>
-              <w:tblLayout w:type="fixed"/>
-              <w:tblLook w:firstColumn="1" w:firstRow="1" w:lastColumn="0" w:lastRow="0" w:noHBand="0" w:noVBand="1" w:val="04A0"/>
               <w:tblInd w:type="dxa" w:w="0"/>
               <w:tblBorders>
                 <w:top w:val="single" w:color="B9C9CE" w:sz="4" w:space="0"/>
@@ -1474,6 +1481,10 @@
                 <w:bottom w:val="single" w:color="B9C9CE" w:sz="4" w:space="0"/>
                 <w:right w:val="single" w:color="B9C9CE" w:sz="4" w:space="0"/>
               </w:tblBorders>
+              <w:tblLayout w:type="fixed"/>
+              <w:tblLook w:firstColumn="1" w:firstRow="1" w:lastColumn="0" w:lastRow="0" w:noHBand="0" w:noVBand="1" w:val="04A0"/>
+              <w:tblCaption w:val="Workspace"/>
+              <w:tblDescription w:val="Layout table that frames the blank workspace for this exercise."/>
             </w:tblPr>
             <w:tblGrid>
               <w:gridCol w:w="10368"/>
@@ -1520,7 +1531,7 @@
                     <w:drawing>
                       <wp:inline xmlns:a="http://schemas.openxmlformats.org/drawingml/2006/main" xmlns:pic="http://schemas.openxmlformats.org/drawingml/2006/picture">
                         <wp:extent cx="6382512" cy="685800"/>
-                        <wp:docPr id="5" name="Picture 5" descr="PUBLISHER_WORKSPACE: Blank square grid for sketching a geometric figure or net. The grid has no assigned measurements or scale." title="SHOW YOUR THINKING"/>
+                        <wp:docPr id="5" name="Picture 5" descr="Blank square grid for sketching a geometric figure or net. The grid has no assigned measurements or scale." title="SHOW YOUR THINKING"/>
                         <wp:cNvGraphicFramePr>
                           <a:graphicFrameLocks noChangeAspect="1"/>
                         </wp:cNvGraphicFramePr>
@@ -1587,8 +1598,6 @@
       <w:tblPr>
         <w:tblW w:type="dxa" w:w="10368"/>
         <w:jc w:val="center"/>
-        <w:tblLayout w:type="fixed"/>
-        <w:tblLook w:firstColumn="1" w:firstRow="1" w:lastColumn="0" w:lastRow="0" w:noHBand="0" w:noVBand="1" w:val="04A0"/>
         <w:tblInd w:type="dxa" w:w="0"/>
         <w:tblBorders>
           <w:top w:val="nil"/>
@@ -1598,6 +1607,10 @@
           <w:insideH w:val="nil"/>
           <w:insideV w:val="nil"/>
         </w:tblBorders>
+        <w:tblLayout w:type="fixed"/>
+        <w:tblLook w:firstColumn="1" w:firstRow="1" w:lastColumn="0" w:lastRow="0" w:noHBand="0" w:noVBand="1" w:val="04A0"/>
+        <w:tblCaption w:val="Exercise 6"/>
+        <w:tblDescription w:val="Layout table. It only arranges the page; read its cells in order."/>
       </w:tblPr>
       <w:tblGrid>
         <w:gridCol w:w="10368"/>
@@ -1684,8 +1697,6 @@
             <w:tblPr>
               <w:tblW w:type="dxa" w:w="10368"/>
               <w:jc w:val="center"/>
-              <w:tblLayout w:type="fixed"/>
-              <w:tblLook w:firstColumn="1" w:firstRow="1" w:lastColumn="0" w:lastRow="0" w:noHBand="0" w:noVBand="1" w:val="04A0"/>
               <w:tblInd w:type="dxa" w:w="0"/>
               <w:tblBorders>
                 <w:top w:val="single" w:color="B9C9CE" w:sz="4" w:space="0"/>
@@ -1693,6 +1704,10 @@
                 <w:bottom w:val="single" w:color="B9C9CE" w:sz="4" w:space="0"/>
                 <w:right w:val="single" w:color="B9C9CE" w:sz="4" w:space="0"/>
               </w:tblBorders>
+              <w:tblLayout w:type="fixed"/>
+              <w:tblLook w:firstColumn="1" w:firstRow="1" w:lastColumn="0" w:lastRow="0" w:noHBand="0" w:noVBand="1" w:val="04A0"/>
+              <w:tblCaption w:val="Workspace"/>
+              <w:tblDescription w:val="Layout table that frames the blank workspace for this exercise."/>
             </w:tblPr>
             <w:tblGrid>
               <w:gridCol w:w="10368"/>
@@ -1739,7 +1754,7 @@
                     <w:drawing>
                       <wp:inline xmlns:a="http://schemas.openxmlformats.org/drawingml/2006/main" xmlns:pic="http://schemas.openxmlformats.org/drawingml/2006/picture">
                         <wp:extent cx="6382512" cy="685800"/>
-                        <wp:docPr id="6" name="Picture 6" descr="PUBLISHER_WORKSPACE: Blank square grid for sketching a geometric figure or net. The grid has no assigned measurements or scale." title="SHOW YOUR THINKING"/>
+                        <wp:docPr id="6" name="Picture 6" descr="Blank square grid for sketching a geometric figure or net. The grid has no assigned measurements or scale." title="SHOW YOUR THINKING"/>
                         <wp:cNvGraphicFramePr>
                           <a:graphicFrameLocks noChangeAspect="1"/>
                         </wp:cNvGraphicFramePr>
@@ -1806,8 +1821,6 @@
       <w:tblPr>
         <w:tblW w:type="dxa" w:w="10368"/>
         <w:jc w:val="center"/>
-        <w:tblLayout w:type="fixed"/>
-        <w:tblLook w:firstColumn="1" w:firstRow="1" w:lastColumn="0" w:lastRow="0" w:noHBand="0" w:noVBand="1" w:val="04A0"/>
         <w:tblInd w:type="dxa" w:w="0"/>
         <w:tblBorders>
           <w:top w:val="nil"/>
@@ -1817,6 +1830,10 @@
           <w:insideH w:val="nil"/>
           <w:insideV w:val="nil"/>
         </w:tblBorders>
+        <w:tblLayout w:type="fixed"/>
+        <w:tblLook w:firstColumn="1" w:firstRow="1" w:lastColumn="0" w:lastRow="0" w:noHBand="0" w:noVBand="1" w:val="04A0"/>
+        <w:tblCaption w:val="Exercise 7"/>
+        <w:tblDescription w:val="Layout table. It only arranges the page; read its cells in order."/>
       </w:tblPr>
       <w:tblGrid>
         <w:gridCol w:w="10368"/>
@@ -1903,8 +1920,6 @@
             <w:tblPr>
               <w:tblW w:type="dxa" w:w="10368"/>
               <w:jc w:val="center"/>
-              <w:tblLayout w:type="fixed"/>
-              <w:tblLook w:firstColumn="1" w:firstRow="1" w:lastColumn="0" w:lastRow="0" w:noHBand="0" w:noVBand="1" w:val="04A0"/>
               <w:tblInd w:type="dxa" w:w="0"/>
               <w:tblBorders>
                 <w:top w:val="single" w:color="B9C9CE" w:sz="4" w:space="0"/>
@@ -1912,6 +1927,10 @@
                 <w:bottom w:val="single" w:color="B9C9CE" w:sz="4" w:space="0"/>
                 <w:right w:val="single" w:color="B9C9CE" w:sz="4" w:space="0"/>
               </w:tblBorders>
+              <w:tblLayout w:type="fixed"/>
+              <w:tblLook w:firstColumn="1" w:firstRow="1" w:lastColumn="0" w:lastRow="0" w:noHBand="0" w:noVBand="1" w:val="04A0"/>
+              <w:tblCaption w:val="Workspace"/>
+              <w:tblDescription w:val="Layout table that frames the blank workspace for this exercise."/>
             </w:tblPr>
             <w:tblGrid>
               <w:gridCol w:w="10368"/>
@@ -1958,7 +1977,7 @@
                     <w:drawing>
                       <wp:inline xmlns:a="http://schemas.openxmlformats.org/drawingml/2006/main" xmlns:pic="http://schemas.openxmlformats.org/drawingml/2006/picture">
                         <wp:extent cx="6382512" cy="685800"/>
-                        <wp:docPr id="7" name="Picture 7" descr="PUBLISHER_WORKSPACE: Blank square grid for sketching a geometric figure or net. The grid has no assigned measurements or scale." title="SHOW YOUR THINKING"/>
+                        <wp:docPr id="7" name="Picture 7" descr="Blank square grid for sketching a geometric figure or net. The grid has no assigned measurements or scale." title="SHOW YOUR THINKING"/>
                         <wp:cNvGraphicFramePr>
                           <a:graphicFrameLocks noChangeAspect="1"/>
                         </wp:cNvGraphicFramePr>
@@ -2025,8 +2044,6 @@
       <w:tblPr>
         <w:tblW w:type="dxa" w:w="10368"/>
         <w:jc w:val="center"/>
-        <w:tblLayout w:type="fixed"/>
-        <w:tblLook w:firstColumn="1" w:firstRow="1" w:lastColumn="0" w:lastRow="0" w:noHBand="0" w:noVBand="1" w:val="04A0"/>
         <w:tblInd w:type="dxa" w:w="0"/>
         <w:tblBorders>
           <w:top w:val="nil"/>
@@ -2036,6 +2053,10 @@
           <w:insideH w:val="nil"/>
           <w:insideV w:val="nil"/>
         </w:tblBorders>
+        <w:tblLayout w:type="fixed"/>
+        <w:tblLook w:firstColumn="1" w:firstRow="1" w:lastColumn="0" w:lastRow="0" w:noHBand="0" w:noVBand="1" w:val="04A0"/>
+        <w:tblCaption w:val="Exercise 8"/>
+        <w:tblDescription w:val="Layout table. It only arranges the page; read its cells in order."/>
       </w:tblPr>
       <w:tblGrid>
         <w:gridCol w:w="10368"/>
@@ -2122,8 +2143,6 @@
             <w:tblPr>
               <w:tblW w:type="dxa" w:w="10368"/>
               <w:jc w:val="center"/>
-              <w:tblLayout w:type="fixed"/>
-              <w:tblLook w:firstColumn="1" w:firstRow="1" w:lastColumn="0" w:lastRow="0" w:noHBand="0" w:noVBand="1" w:val="04A0"/>
               <w:tblInd w:type="dxa" w:w="0"/>
               <w:tblBorders>
                 <w:top w:val="single" w:color="B9C9CE" w:sz="4" w:space="0"/>
@@ -2131,6 +2150,10 @@
                 <w:bottom w:val="single" w:color="B9C9CE" w:sz="4" w:space="0"/>
                 <w:right w:val="single" w:color="B9C9CE" w:sz="4" w:space="0"/>
               </w:tblBorders>
+              <w:tblLayout w:type="fixed"/>
+              <w:tblLook w:firstColumn="1" w:firstRow="1" w:lastColumn="0" w:lastRow="0" w:noHBand="0" w:noVBand="1" w:val="04A0"/>
+              <w:tblCaption w:val="Workspace"/>
+              <w:tblDescription w:val="Layout table that frames the blank workspace for this exercise."/>
             </w:tblPr>
             <w:tblGrid>
               <w:gridCol w:w="10368"/>
@@ -2177,7 +2200,7 @@
                     <w:drawing>
                       <wp:inline xmlns:a="http://schemas.openxmlformats.org/drawingml/2006/main" xmlns:pic="http://schemas.openxmlformats.org/drawingml/2006/picture">
                         <wp:extent cx="6382512" cy="822960"/>
-                        <wp:docPr id="8" name="Picture 8" descr="PUBLISHER_WORKSPACE: Blank ruled workspace for calculations, mathematical labels, and written reasoning." title="EXPLAIN WITH MATHEMATICAL EVIDENCE"/>
+                        <wp:docPr id="8" name="Picture 8" descr="Blank ruled workspace for calculations, mathematical labels, and written reasoning." title="EXPLAIN WITH MATHEMATICAL EVIDENCE"/>
                         <wp:cNvGraphicFramePr>
                           <a:graphicFrameLocks noChangeAspect="1"/>
                         </wp:cNvGraphicFramePr>
@@ -2244,8 +2267,6 @@
       <w:tblPr>
         <w:tblW w:type="dxa" w:w="10368"/>
         <w:jc w:val="center"/>
-        <w:tblLayout w:type="fixed"/>
-        <w:tblLook w:firstColumn="1" w:firstRow="1" w:lastColumn="0" w:lastRow="0" w:noHBand="0" w:noVBand="1" w:val="04A0"/>
         <w:tblInd w:type="dxa" w:w="0"/>
         <w:tblBorders>
           <w:top w:val="nil"/>
@@ -2255,6 +2276,10 @@
           <w:insideH w:val="nil"/>
           <w:insideV w:val="nil"/>
         </w:tblBorders>
+        <w:tblLayout w:type="fixed"/>
+        <w:tblLook w:firstColumn="1" w:firstRow="1" w:lastColumn="0" w:lastRow="0" w:noHBand="0" w:noVBand="1" w:val="04A0"/>
+        <w:tblCaption w:val="Exercise 9"/>
+        <w:tblDescription w:val="Layout table. It only arranges the page; read its cells in order."/>
       </w:tblPr>
       <w:tblGrid>
         <w:gridCol w:w="10368"/>
@@ -2341,8 +2366,6 @@
             <w:tblPr>
               <w:tblW w:type="dxa" w:w="10368"/>
               <w:jc w:val="center"/>
-              <w:tblLayout w:type="fixed"/>
-              <w:tblLook w:firstColumn="1" w:firstRow="1" w:lastColumn="0" w:lastRow="0" w:noHBand="0" w:noVBand="1" w:val="04A0"/>
               <w:tblInd w:type="dxa" w:w="0"/>
               <w:tblBorders>
                 <w:top w:val="single" w:color="B9C9CE" w:sz="4" w:space="0"/>
@@ -2350,6 +2373,10 @@
                 <w:bottom w:val="single" w:color="B9C9CE" w:sz="4" w:space="0"/>
                 <w:right w:val="single" w:color="B9C9CE" w:sz="4" w:space="0"/>
               </w:tblBorders>
+              <w:tblLayout w:type="fixed"/>
+              <w:tblLook w:firstColumn="1" w:firstRow="1" w:lastColumn="0" w:lastRow="0" w:noHBand="0" w:noVBand="1" w:val="04A0"/>
+              <w:tblCaption w:val="Workspace"/>
+              <w:tblDescription w:val="Layout table that frames the blank workspace for this exercise."/>
             </w:tblPr>
             <w:tblGrid>
               <w:gridCol w:w="10368"/>
@@ -2396,7 +2423,7 @@
                     <w:drawing>
                       <wp:inline xmlns:a="http://schemas.openxmlformats.org/drawingml/2006/main" xmlns:pic="http://schemas.openxmlformats.org/drawingml/2006/picture">
                         <wp:extent cx="6382512" cy="685800"/>
-                        <wp:docPr id="9" name="Picture 9" descr="PUBLISHER_WORKSPACE: Blank square grid for sketching a geometric figure or net. The grid has no assigned measurements or scale." title="SHOW YOUR THINKING"/>
+                        <wp:docPr id="9" name="Picture 9" descr="Blank square grid for sketching a geometric figure or net. The grid has no assigned measurements or scale." title="SHOW YOUR THINKING"/>
                         <wp:cNvGraphicFramePr>
                           <a:graphicFrameLocks noChangeAspect="1"/>
                         </wp:cNvGraphicFramePr>
@@ -2463,8 +2490,6 @@
       <w:tblPr>
         <w:tblW w:type="dxa" w:w="10368"/>
         <w:jc w:val="center"/>
-        <w:tblLayout w:type="fixed"/>
-        <w:tblLook w:firstColumn="1" w:firstRow="1" w:lastColumn="0" w:lastRow="0" w:noHBand="0" w:noVBand="1" w:val="04A0"/>
         <w:tblInd w:type="dxa" w:w="0"/>
         <w:tblBorders>
           <w:top w:val="nil"/>
@@ -2474,6 +2499,10 @@
           <w:insideH w:val="nil"/>
           <w:insideV w:val="nil"/>
         </w:tblBorders>
+        <w:tblLayout w:type="fixed"/>
+        <w:tblLook w:firstColumn="1" w:firstRow="1" w:lastColumn="0" w:lastRow="0" w:noHBand="0" w:noVBand="1" w:val="04A0"/>
+        <w:tblCaption w:val="Exercise 10"/>
+        <w:tblDescription w:val="Layout table. It only arranges the page; read its cells in order."/>
       </w:tblPr>
       <w:tblGrid>
         <w:gridCol w:w="10368"/>
@@ -2560,8 +2589,6 @@
             <w:tblPr>
               <w:tblW w:type="dxa" w:w="10368"/>
               <w:jc w:val="center"/>
-              <w:tblLayout w:type="fixed"/>
-              <w:tblLook w:firstColumn="1" w:firstRow="1" w:lastColumn="0" w:lastRow="0" w:noHBand="0" w:noVBand="1" w:val="04A0"/>
               <w:tblInd w:type="dxa" w:w="0"/>
               <w:tblBorders>
                 <w:top w:val="single" w:color="B9C9CE" w:sz="4" w:space="0"/>
@@ -2569,6 +2596,10 @@
                 <w:bottom w:val="single" w:color="B9C9CE" w:sz="4" w:space="0"/>
                 <w:right w:val="single" w:color="B9C9CE" w:sz="4" w:space="0"/>
               </w:tblBorders>
+              <w:tblLayout w:type="fixed"/>
+              <w:tblLook w:firstColumn="1" w:firstRow="1" w:lastColumn="0" w:lastRow="0" w:noHBand="0" w:noVBand="1" w:val="04A0"/>
+              <w:tblCaption w:val="Workspace"/>
+              <w:tblDescription w:val="Layout table that frames the blank workspace for this exercise."/>
             </w:tblPr>
             <w:tblGrid>
               <w:gridCol w:w="10368"/>
@@ -2615,7 +2646,7 @@
                     <w:drawing>
                       <wp:inline xmlns:a="http://schemas.openxmlformats.org/drawingml/2006/main" xmlns:pic="http://schemas.openxmlformats.org/drawingml/2006/picture">
                         <wp:extent cx="6382512" cy="685800"/>
-                        <wp:docPr id="10" name="Picture 10" descr="PUBLISHER_WORKSPACE: Blank square grid for sketching a geometric figure or net. The grid has no assigned measurements or scale." title="SHOW YOUR THINKING"/>
+                        <wp:docPr id="10" name="Picture 10" descr="Blank square grid for sketching a geometric figure or net. The grid has no assigned measurements or scale." title="SHOW YOUR THINKING"/>
                         <wp:cNvGraphicFramePr>
                           <a:graphicFrameLocks noChangeAspect="1"/>
                         </wp:cNvGraphicFramePr>
@@ -2682,8 +2713,6 @@
       <w:tblPr>
         <w:tblW w:type="dxa" w:w="10368"/>
         <w:jc w:val="center"/>
-        <w:tblLayout w:type="fixed"/>
-        <w:tblLook w:firstColumn="1" w:firstRow="1" w:lastColumn="0" w:lastRow="0" w:noHBand="0" w:noVBand="1" w:val="04A0"/>
         <w:tblInd w:type="dxa" w:w="0"/>
         <w:tblBorders>
           <w:top w:val="nil"/>
@@ -2693,6 +2722,10 @@
           <w:insideH w:val="nil"/>
           <w:insideV w:val="nil"/>
         </w:tblBorders>
+        <w:tblLayout w:type="fixed"/>
+        <w:tblLook w:firstColumn="1" w:firstRow="1" w:lastColumn="0" w:lastRow="0" w:noHBand="0" w:noVBand="1" w:val="04A0"/>
+        <w:tblCaption w:val="Exercise 11"/>
+        <w:tblDescription w:val="Layout table. It only arranges the page; read its cells in order."/>
       </w:tblPr>
       <w:tblGrid>
         <w:gridCol w:w="10368"/>
@@ -2779,8 +2812,6 @@
             <w:tblPr>
               <w:tblW w:type="dxa" w:w="10368"/>
               <w:jc w:val="center"/>
-              <w:tblLayout w:type="fixed"/>
-              <w:tblLook w:firstColumn="1" w:firstRow="1" w:lastColumn="0" w:lastRow="0" w:noHBand="0" w:noVBand="1" w:val="04A0"/>
               <w:tblInd w:type="dxa" w:w="0"/>
               <w:tblBorders>
                 <w:top w:val="single" w:color="B9C9CE" w:sz="4" w:space="0"/>
@@ -2788,6 +2819,10 @@
                 <w:bottom w:val="single" w:color="B9C9CE" w:sz="4" w:space="0"/>
                 <w:right w:val="single" w:color="B9C9CE" w:sz="4" w:space="0"/>
               </w:tblBorders>
+              <w:tblLayout w:type="fixed"/>
+              <w:tblLook w:firstColumn="1" w:firstRow="1" w:lastColumn="0" w:lastRow="0" w:noHBand="0" w:noVBand="1" w:val="04A0"/>
+              <w:tblCaption w:val="Workspace"/>
+              <w:tblDescription w:val="Layout table that frames the blank workspace for this exercise."/>
             </w:tblPr>
             <w:tblGrid>
               <w:gridCol w:w="10368"/>
@@ -2834,7 +2869,7 @@
                     <w:drawing>
                       <wp:inline xmlns:a="http://schemas.openxmlformats.org/drawingml/2006/main" xmlns:pic="http://schemas.openxmlformats.org/drawingml/2006/picture">
                         <wp:extent cx="6382512" cy="685800"/>
-                        <wp:docPr id="11" name="Picture 11" descr="PUBLISHER_WORKSPACE: Blank square grid for sketching a geometric figure or net. The grid has no assigned measurements or scale." title="SHOW YOUR THINKING"/>
+                        <wp:docPr id="11" name="Picture 11" descr="Blank square grid for sketching a geometric figure or net. The grid has no assigned measurements or scale." title="SHOW YOUR THINKING"/>
                         <wp:cNvGraphicFramePr>
                           <a:graphicFrameLocks noChangeAspect="1"/>
                         </wp:cNvGraphicFramePr>
@@ -2901,8 +2936,6 @@
       <w:tblPr>
         <w:tblW w:type="dxa" w:w="10368"/>
         <w:jc w:val="center"/>
-        <w:tblLayout w:type="fixed"/>
-        <w:tblLook w:firstColumn="1" w:firstRow="1" w:lastColumn="0" w:lastRow="0" w:noHBand="0" w:noVBand="1" w:val="04A0"/>
         <w:tblInd w:type="dxa" w:w="0"/>
         <w:tblBorders>
           <w:top w:val="nil"/>
@@ -2912,6 +2945,10 @@
           <w:insideH w:val="nil"/>
           <w:insideV w:val="nil"/>
         </w:tblBorders>
+        <w:tblLayout w:type="fixed"/>
+        <w:tblLook w:firstColumn="1" w:firstRow="1" w:lastColumn="0" w:lastRow="0" w:noHBand="0" w:noVBand="1" w:val="04A0"/>
+        <w:tblCaption w:val="Exercise 12"/>
+        <w:tblDescription w:val="Layout table. It only arranges the page; read its cells in order."/>
       </w:tblPr>
       <w:tblGrid>
         <w:gridCol w:w="10368"/>
@@ -2998,8 +3035,6 @@
             <w:tblPr>
               <w:tblW w:type="dxa" w:w="10368"/>
               <w:jc w:val="center"/>
-              <w:tblLayout w:type="fixed"/>
-              <w:tblLook w:firstColumn="1" w:firstRow="1" w:lastColumn="0" w:lastRow="0" w:noHBand="0" w:noVBand="1" w:val="04A0"/>
               <w:tblInd w:type="dxa" w:w="0"/>
               <w:tblBorders>
                 <w:top w:val="single" w:color="B9C9CE" w:sz="4" w:space="0"/>
@@ -3007,6 +3042,10 @@
                 <w:bottom w:val="single" w:color="B9C9CE" w:sz="4" w:space="0"/>
                 <w:right w:val="single" w:color="B9C9CE" w:sz="4" w:space="0"/>
               </w:tblBorders>
+              <w:tblLayout w:type="fixed"/>
+              <w:tblLook w:firstColumn="1" w:firstRow="1" w:lastColumn="0" w:lastRow="0" w:noHBand="0" w:noVBand="1" w:val="04A0"/>
+              <w:tblCaption w:val="Workspace"/>
+              <w:tblDescription w:val="Layout table that frames the blank workspace for this exercise."/>
             </w:tblPr>
             <w:tblGrid>
               <w:gridCol w:w="10368"/>
@@ -3053,7 +3092,7 @@
                     <w:drawing>
                       <wp:inline xmlns:a="http://schemas.openxmlformats.org/drawingml/2006/main" xmlns:pic="http://schemas.openxmlformats.org/drawingml/2006/picture">
                         <wp:extent cx="6382512" cy="822960"/>
-                        <wp:docPr id="12" name="Picture 12" descr="PUBLISHER_WORKSPACE: Blank ruled workspace for calculations, mathematical labels, and written reasoning." title="EXPLAIN WITH MATHEMATICAL EVIDENCE"/>
+                        <wp:docPr id="12" name="Picture 12" descr="Blank ruled workspace for calculations, mathematical labels, and written reasoning." title="EXPLAIN WITH MATHEMATICAL EVIDENCE"/>
                         <wp:cNvGraphicFramePr>
                           <a:graphicFrameLocks noChangeAspect="1"/>
                         </wp:cNvGraphicFramePr>
@@ -3118,7 +3157,7 @@
     </w:p>
     <w:p>
       <w:pPr>
-        <w:pStyle w:val="PublisherSection"/>
+        <w:pStyle w:val="Heading2"/>
         <w:shd w:val="clear" w:color="auto" w:fill="EEF4F5"/>
         <w:pBdr>
           <w:left w:val="single" w:color="176B70" w:sz="20" w:space="7"/>
@@ -3140,8 +3179,6 @@
       <w:tblPr>
         <w:tblW w:type="dxa" w:w="10368"/>
         <w:jc w:val="center"/>
-        <w:tblLayout w:type="fixed"/>
-        <w:tblLook w:firstColumn="1" w:firstRow="1" w:lastColumn="0" w:lastRow="0" w:noHBand="0" w:noVBand="1" w:val="04A0"/>
         <w:tblInd w:type="dxa" w:w="0"/>
         <w:tblBorders>
           <w:top w:val="nil"/>
@@ -3151,6 +3188,10 @@
           <w:insideH w:val="nil"/>
           <w:insideV w:val="nil"/>
         </w:tblBorders>
+        <w:tblLayout w:type="fixed"/>
+        <w:tblLook w:firstColumn="1" w:firstRow="1" w:lastColumn="0" w:lastRow="0" w:noHBand="0" w:noVBand="1" w:val="04A0"/>
+        <w:tblCaption w:val="Exercise 13"/>
+        <w:tblDescription w:val="Layout table. It only arranges the page; read its cells in order."/>
       </w:tblPr>
       <w:tblGrid>
         <w:gridCol w:w="10368"/>
@@ -3237,8 +3278,6 @@
             <w:tblPr>
               <w:tblW w:type="dxa" w:w="10368"/>
               <w:jc w:val="center"/>
-              <w:tblLayout w:type="fixed"/>
-              <w:tblLook w:firstColumn="1" w:firstRow="1" w:lastColumn="0" w:lastRow="0" w:noHBand="0" w:noVBand="1" w:val="04A0"/>
               <w:tblInd w:type="dxa" w:w="0"/>
               <w:tblBorders>
                 <w:top w:val="single" w:color="B9C9CE" w:sz="4" w:space="0"/>
@@ -3246,6 +3285,10 @@
                 <w:bottom w:val="single" w:color="B9C9CE" w:sz="4" w:space="0"/>
                 <w:right w:val="single" w:color="B9C9CE" w:sz="4" w:space="0"/>
               </w:tblBorders>
+              <w:tblLayout w:type="fixed"/>
+              <w:tblLook w:firstColumn="1" w:firstRow="1" w:lastColumn="0" w:lastRow="0" w:noHBand="0" w:noVBand="1" w:val="04A0"/>
+              <w:tblCaption w:val="Workspace"/>
+              <w:tblDescription w:val="Layout table that frames the blank workspace for this exercise."/>
             </w:tblPr>
             <w:tblGrid>
               <w:gridCol w:w="10368"/>
@@ -3292,7 +3335,7 @@
                     <w:drawing>
                       <wp:inline xmlns:a="http://schemas.openxmlformats.org/drawingml/2006/main" xmlns:pic="http://schemas.openxmlformats.org/drawingml/2006/picture">
                         <wp:extent cx="6382512" cy="548640"/>
-                        <wp:docPr id="13" name="Picture 13" descr="PUBLISHER_WORKSPACE: Blank square grid for sketching a geometric figure or net. The grid has no assigned measurements or scale." title="SHOW YOUR THINKING"/>
+                        <wp:docPr id="13" name="Picture 13" descr="Blank square grid for sketching a geometric figure or net. The grid has no assigned measurements or scale." title="SHOW YOUR THINKING"/>
                         <wp:cNvGraphicFramePr>
                           <a:graphicFrameLocks noChangeAspect="1"/>
                         </wp:cNvGraphicFramePr>
@@ -3359,8 +3402,6 @@
       <w:tblPr>
         <w:tblW w:type="dxa" w:w="10368"/>
         <w:jc w:val="center"/>
-        <w:tblLayout w:type="fixed"/>
-        <w:tblLook w:firstColumn="1" w:firstRow="1" w:lastColumn="0" w:lastRow="0" w:noHBand="0" w:noVBand="1" w:val="04A0"/>
         <w:tblInd w:type="dxa" w:w="0"/>
         <w:tblBorders>
           <w:top w:val="nil"/>
@@ -3370,6 +3411,10 @@
           <w:insideH w:val="nil"/>
           <w:insideV w:val="nil"/>
         </w:tblBorders>
+        <w:tblLayout w:type="fixed"/>
+        <w:tblLook w:firstColumn="1" w:firstRow="1" w:lastColumn="0" w:lastRow="0" w:noHBand="0" w:noVBand="1" w:val="04A0"/>
+        <w:tblCaption w:val="Exercise 14"/>
+        <w:tblDescription w:val="Layout table. It only arranges the page; read its cells in order."/>
       </w:tblPr>
       <w:tblGrid>
         <w:gridCol w:w="10368"/>
@@ -3456,8 +3501,6 @@
             <w:tblPr>
               <w:tblW w:type="dxa" w:w="10368"/>
               <w:jc w:val="center"/>
-              <w:tblLayout w:type="fixed"/>
-              <w:tblLook w:firstColumn="1" w:firstRow="1" w:lastColumn="0" w:lastRow="0" w:noHBand="0" w:noVBand="1" w:val="04A0"/>
               <w:tblInd w:type="dxa" w:w="0"/>
               <w:tblBorders>
                 <w:top w:val="single" w:color="B9C9CE" w:sz="4" w:space="0"/>
@@ -3465,6 +3508,10 @@
                 <w:bottom w:val="single" w:color="B9C9CE" w:sz="4" w:space="0"/>
                 <w:right w:val="single" w:color="B9C9CE" w:sz="4" w:space="0"/>
               </w:tblBorders>
+              <w:tblLayout w:type="fixed"/>
+              <w:tblLook w:firstColumn="1" w:firstRow="1" w:lastColumn="0" w:lastRow="0" w:noHBand="0" w:noVBand="1" w:val="04A0"/>
+              <w:tblCaption w:val="Workspace"/>
+              <w:tblDescription w:val="Layout table that frames the blank workspace for this exercise."/>
             </w:tblPr>
             <w:tblGrid>
               <w:gridCol w:w="10368"/>
@@ -3511,7 +3558,7 @@
                     <w:drawing>
                       <wp:inline xmlns:a="http://schemas.openxmlformats.org/drawingml/2006/main" xmlns:pic="http://schemas.openxmlformats.org/drawingml/2006/picture">
                         <wp:extent cx="6382512" cy="548640"/>
-                        <wp:docPr id="14" name="Picture 14" descr="PUBLISHER_WORKSPACE: Blank square grid for sketching a geometric figure or net. The grid has no assigned measurements or scale." title="SHOW YOUR THINKING"/>
+                        <wp:docPr id="14" name="Picture 14" descr="Blank square grid for sketching a geometric figure or net. The grid has no assigned measurements or scale." title="SHOW YOUR THINKING"/>
                         <wp:cNvGraphicFramePr>
                           <a:graphicFrameLocks noChangeAspect="1"/>
                         </wp:cNvGraphicFramePr>
@@ -3578,8 +3625,6 @@
       <w:tblPr>
         <w:tblW w:type="dxa" w:w="10368"/>
         <w:jc w:val="center"/>
-        <w:tblLayout w:type="fixed"/>
-        <w:tblLook w:firstColumn="1" w:firstRow="1" w:lastColumn="0" w:lastRow="0" w:noHBand="0" w:noVBand="1" w:val="04A0"/>
         <w:tblInd w:type="dxa" w:w="0"/>
         <w:tblBorders>
           <w:top w:val="nil"/>
@@ -3589,6 +3634,10 @@
           <w:insideH w:val="nil"/>
           <w:insideV w:val="nil"/>
         </w:tblBorders>
+        <w:tblLayout w:type="fixed"/>
+        <w:tblLook w:firstColumn="1" w:firstRow="1" w:lastColumn="0" w:lastRow="0" w:noHBand="0" w:noVBand="1" w:val="04A0"/>
+        <w:tblCaption w:val="Exercise 15"/>
+        <w:tblDescription w:val="Layout table. It only arranges the page; read its cells in order."/>
       </w:tblPr>
       <w:tblGrid>
         <w:gridCol w:w="10368"/>
@@ -3675,8 +3724,6 @@
             <w:tblPr>
               <w:tblW w:type="dxa" w:w="10368"/>
               <w:jc w:val="center"/>
-              <w:tblLayout w:type="fixed"/>
-              <w:tblLook w:firstColumn="1" w:firstRow="1" w:lastColumn="0" w:lastRow="0" w:noHBand="0" w:noVBand="1" w:val="04A0"/>
               <w:tblInd w:type="dxa" w:w="0"/>
               <w:tblBorders>
                 <w:top w:val="single" w:color="B9C9CE" w:sz="4" w:space="0"/>
@@ -3684,6 +3731,10 @@
                 <w:bottom w:val="single" w:color="B9C9CE" w:sz="4" w:space="0"/>
                 <w:right w:val="single" w:color="B9C9CE" w:sz="4" w:space="0"/>
               </w:tblBorders>
+              <w:tblLayout w:type="fixed"/>
+              <w:tblLook w:firstColumn="1" w:firstRow="1" w:lastColumn="0" w:lastRow="0" w:noHBand="0" w:noVBand="1" w:val="04A0"/>
+              <w:tblCaption w:val="Workspace"/>
+              <w:tblDescription w:val="Layout table that frames the blank workspace for this exercise."/>
             </w:tblPr>
             <w:tblGrid>
               <w:gridCol w:w="10368"/>
@@ -3730,7 +3781,7 @@
                     <w:drawing>
                       <wp:inline xmlns:a="http://schemas.openxmlformats.org/drawingml/2006/main" xmlns:pic="http://schemas.openxmlformats.org/drawingml/2006/picture">
                         <wp:extent cx="6382512" cy="548640"/>
-                        <wp:docPr id="15" name="Picture 15" descr="PUBLISHER_WORKSPACE: Blank square grid for sketching a geometric figure or net. The grid has no assigned measurements or scale." title="SHOW YOUR THINKING"/>
+                        <wp:docPr id="15" name="Picture 15" descr="Blank square grid for sketching a geometric figure or net. The grid has no assigned measurements or scale." title="SHOW YOUR THINKING"/>
                         <wp:cNvGraphicFramePr>
                           <a:graphicFrameLocks noChangeAspect="1"/>
                         </wp:cNvGraphicFramePr>
@@ -3795,7 +3846,7 @@
     </w:p>
     <w:p>
       <w:pPr>
-        <w:pStyle w:val="PublisherSection"/>
+        <w:pStyle w:val="Heading2"/>
         <w:shd w:val="clear" w:color="auto" w:fill="EEF4F5"/>
         <w:pBdr>
           <w:left w:val="single" w:color="176B70" w:sz="20" w:space="7"/>
@@ -3817,8 +3868,6 @@
       <w:tblPr>
         <w:tblW w:type="dxa" w:w="10368"/>
         <w:jc w:val="center"/>
-        <w:tblLayout w:type="fixed"/>
-        <w:tblLook w:firstColumn="1" w:firstRow="1" w:lastColumn="0" w:lastRow="0" w:noHBand="0" w:noVBand="1" w:val="04A0"/>
         <w:tblInd w:type="dxa" w:w="0"/>
         <w:tblBorders>
           <w:top w:val="nil"/>
@@ -3828,6 +3877,10 @@
           <w:insideH w:val="nil"/>
           <w:insideV w:val="nil"/>
         </w:tblBorders>
+        <w:tblLayout w:type="fixed"/>
+        <w:tblLook w:firstColumn="1" w:firstRow="1" w:lastColumn="0" w:lastRow="0" w:noHBand="0" w:noVBand="1" w:val="04A0"/>
+        <w:tblCaption w:val="Exercise 16"/>
+        <w:tblDescription w:val="Layout table. It only arranges the page; read its cells in order."/>
       </w:tblPr>
       <w:tblGrid>
         <w:gridCol w:w="10368"/>
@@ -3896,8 +3949,6 @@
           <w:tbl>
             <w:tblPr>
               <w:tblW w:type="dxa" w:w="10368"/>
-              <w:tblLayout w:type="fixed"/>
-              <w:tblLook w:firstColumn="1" w:firstRow="1" w:lastColumn="0" w:lastRow="0" w:noHBand="0" w:noVBand="1" w:val="04A0"/>
               <w:jc w:val="center"/>
               <w:tblInd w:type="dxa" w:w="0"/>
               <w:tblBorders>
@@ -3908,6 +3959,10 @@
                 <w:insideH w:val="single" w:color="B9C9CE" w:sz="4" w:space="0"/>
                 <w:insideV w:val="single" w:color="B9C9CE" w:sz="4" w:space="0"/>
               </w:tblBorders>
+              <w:tblLayout w:type="fixed"/>
+              <w:tblLook w:firstColumn="1" w:firstRow="1" w:lastColumn="0" w:lastRow="0" w:noHBand="0" w:noVBand="1" w:val="04A0"/>
+              <w:tblCaption w:val="Layout"/>
+              <w:tblDescription w:val="Layout table. It only arranges the page; read its cells in order."/>
             </w:tblPr>
             <w:tblGrid>
               <w:gridCol w:w="5184"/>
@@ -4076,8 +4131,6 @@
       <w:tblPr>
         <w:tblW w:type="dxa" w:w="10368"/>
         <w:jc w:val="center"/>
-        <w:tblLayout w:type="fixed"/>
-        <w:tblLook w:firstColumn="1" w:firstRow="1" w:lastColumn="0" w:lastRow="0" w:noHBand="0" w:noVBand="1" w:val="04A0"/>
         <w:tblInd w:type="dxa" w:w="0"/>
         <w:tblBorders>
           <w:top w:val="nil"/>
@@ -4087,6 +4140,10 @@
           <w:insideH w:val="nil"/>
           <w:insideV w:val="nil"/>
         </w:tblBorders>
+        <w:tblLayout w:type="fixed"/>
+        <w:tblLook w:firstColumn="1" w:firstRow="1" w:lastColumn="0" w:lastRow="0" w:noHBand="0" w:noVBand="1" w:val="04A0"/>
+        <w:tblCaption w:val="Exercise 17"/>
+        <w:tblDescription w:val="Layout table. It only arranges the page; read its cells in order."/>
       </w:tblPr>
       <w:tblGrid>
         <w:gridCol w:w="10368"/>
@@ -4155,8 +4212,6 @@
           <w:tbl>
             <w:tblPr>
               <w:tblW w:type="dxa" w:w="10368"/>
-              <w:tblLayout w:type="fixed"/>
-              <w:tblLook w:firstColumn="1" w:firstRow="1" w:lastColumn="0" w:lastRow="0" w:noHBand="0" w:noVBand="1" w:val="04A0"/>
               <w:jc w:val="center"/>
               <w:tblInd w:type="dxa" w:w="0"/>
               <w:tblBorders>
@@ -4167,6 +4222,10 @@
                 <w:insideH w:val="single" w:color="B9C9CE" w:sz="4" w:space="0"/>
                 <w:insideV w:val="single" w:color="B9C9CE" w:sz="4" w:space="0"/>
               </w:tblBorders>
+              <w:tblLayout w:type="fixed"/>
+              <w:tblLook w:firstColumn="1" w:firstRow="1" w:lastColumn="0" w:lastRow="0" w:noHBand="0" w:noVBand="1" w:val="04A0"/>
+              <w:tblCaption w:val="Layout"/>
+              <w:tblDescription w:val="Layout table. It only arranges the page; read its cells in order."/>
             </w:tblPr>
             <w:tblGrid>
               <w:gridCol w:w="10368"/>
@@ -4343,8 +4402,6 @@
       <w:tblPr>
         <w:tblW w:type="dxa" w:w="10368"/>
         <w:jc w:val="center"/>
-        <w:tblLayout w:type="fixed"/>
-        <w:tblLook w:firstColumn="1" w:firstRow="1" w:lastColumn="0" w:lastRow="0" w:noHBand="0" w:noVBand="1" w:val="04A0"/>
         <w:tblInd w:type="dxa" w:w="0"/>
         <w:tblBorders>
           <w:top w:val="nil"/>
@@ -4354,6 +4411,10 @@
           <w:insideH w:val="nil"/>
           <w:insideV w:val="nil"/>
         </w:tblBorders>
+        <w:tblLayout w:type="fixed"/>
+        <w:tblLook w:firstColumn="1" w:firstRow="1" w:lastColumn="0" w:lastRow="0" w:noHBand="0" w:noVBand="1" w:val="04A0"/>
+        <w:tblCaption w:val="Exercise 18"/>
+        <w:tblDescription w:val="Layout table. It only arranges the page; read its cells in order."/>
       </w:tblPr>
       <w:tblGrid>
         <w:gridCol w:w="10368"/>
@@ -4422,8 +4483,6 @@
           <w:tbl>
             <w:tblPr>
               <w:tblW w:type="dxa" w:w="10368"/>
-              <w:tblLayout w:type="fixed"/>
-              <w:tblLook w:firstColumn="1" w:firstRow="1" w:lastColumn="0" w:lastRow="0" w:noHBand="0" w:noVBand="1" w:val="04A0"/>
               <w:jc w:val="center"/>
               <w:tblInd w:type="dxa" w:w="0"/>
               <w:tblBorders>
@@ -4434,6 +4493,10 @@
                 <w:insideH w:val="single" w:color="B9C9CE" w:sz="4" w:space="0"/>
                 <w:insideV w:val="single" w:color="B9C9CE" w:sz="4" w:space="0"/>
               </w:tblBorders>
+              <w:tblLayout w:type="fixed"/>
+              <w:tblLook w:firstColumn="1" w:firstRow="1" w:lastColumn="0" w:lastRow="0" w:noHBand="0" w:noVBand="1" w:val="04A0"/>
+              <w:tblCaption w:val="Layout"/>
+              <w:tblDescription w:val="Layout table. It only arranges the page; read its cells in order."/>
             </w:tblPr>
             <w:tblGrid>
               <w:gridCol w:w="5184"/>
@@ -4584,7 +4647,7 @@
           </w:p>
           <w:p>
             <w:pPr>
-              <w:pStyle w:val="PublisherSection"/>
+              <w:pStyle w:val="Heading2"/>
               <w:shd w:val="clear" w:color="auto" w:fill="FAF5E9"/>
               <w:pBdr>
                 <w:left w:val="single" w:color="B57720" w:sz="20" w:space="7"/>
@@ -4606,8 +4669,6 @@
             <w:tblPr>
               <w:tblW w:type="dxa" w:w="10368"/>
               <w:jc w:val="center"/>
-              <w:tblLayout w:type="fixed"/>
-              <w:tblLook w:firstColumn="1" w:firstRow="1" w:lastColumn="0" w:lastRow="0" w:noHBand="0" w:noVBand="1" w:val="04A0"/>
               <w:tblInd w:type="dxa" w:w="0"/>
               <w:tblBorders>
                 <w:top w:val="single" w:color="B9C9CE" w:sz="4" w:space="0"/>
@@ -4617,6 +4678,10 @@
                 <w:insideH w:val="single" w:color="FFFFFF" w:sz="8" w:space="0"/>
                 <w:insideV w:val="single" w:color="FFFFFF" w:sz="12" w:space="0"/>
               </w:tblBorders>
+              <w:tblLayout w:type="fixed"/>
+              <w:tblLook w:firstColumn="1" w:firstRow="1" w:lastColumn="0" w:lastRow="0" w:noHBand="0" w:noVBand="1" w:val="04A0"/>
+              <w:tblCaption w:val="Layout"/>
+              <w:tblDescription w:val="Layout table. It only arranges the page; read its cells in order."/>
             </w:tblPr>
             <w:tblGrid>
               <w:gridCol w:w="6768"/>
@@ -4849,7 +4914,7 @@
         <w:sz w:val="16"/>
         <w:szCs w:val="16"/>
       </w:rPr>
-      <w:t>Lesson 5.5 / Session 1  /  Regular  /  V2</w:t>
+      <w:t>Lesson 5.5 / Session 1</w:t>
     </w:r>
     <w:r>
       <w:rPr>
@@ -4915,7 +4980,7 @@
         <w:szCs w:val="16"/>
       </w:rPr>
       <w:tab/>
-      <w:t>HOMEWORK  /  V2</w:t>
+      <w:t>HOMEWORK</w:t>
     </w:r>
   </w:p>
 </w:hdr>
@@ -5353,19 +5418,20 @@
     <w:rsid w:val="00FC693F"/>
     <w:pPr>
       <w:keepNext/>
-      <w:keepLines/>
       <w:widowControl/>
-      <w:spacing w:before="200" w:after="120" w:line="269" w:lineRule="auto"/>
+      <w:spacing w:after="100" w:line="245" w:lineRule="auto" w:before="0"/>
       <w:ind w:left="0" w:right="0" w:firstLine="0"/>
+      <w:contextualSpacing/>
       <w:outlineLvl w:val="0"/>
     </w:pPr>
     <w:rPr>
       <w:rFonts w:ascii="Arial" w:hAnsi="Arial" w:eastAsia="Arial" w:cs="Arial"/>
       <w:b/>
-      <w:bCs/>
       <w:color w:val="183E56"/>
-      <w:sz w:val="34"/>
-      <w:szCs w:val="34"/>
+      <w:spacing w:val="5"/>
+      <w:kern w:val="28"/>
+      <w:sz w:val="46"/>
+      <w:szCs w:val="46"/>
     </w:rPr>
   </w:style>
   <w:style w:type="paragraph" w:styleId="Heading2">
@@ -5379,19 +5445,17 @@
     <w:rsid w:val="00FC693F"/>
     <w:pPr>
       <w:keepNext/>
-      <w:keepLines/>
       <w:widowControl/>
-      <w:spacing w:before="180" w:after="100" w:line="269" w:lineRule="auto"/>
+      <w:spacing w:before="200" w:after="120" w:line="269" w:lineRule="auto"/>
       <w:ind w:left="0" w:right="0" w:firstLine="0"/>
       <w:outlineLvl w:val="1"/>
     </w:pPr>
     <w:rPr>
       <w:rFonts w:ascii="Arial" w:hAnsi="Arial" w:eastAsia="Arial" w:cs="Arial"/>
       <w:b/>
-      <w:bCs/>
-      <w:color w:val="176B70"/>
-      <w:sz w:val="22"/>
-      <w:szCs w:val="22"/>
+      <w:color w:val="183E56"/>
+      <w:sz w:val="21"/>
+      <w:szCs w:val="21"/>
     </w:rPr>
   </w:style>
   <w:style w:type="paragraph" w:styleId="Heading3">

--- a/lessons/5-5-group2/homework.docx
+++ b/lessons/5-5-group2/homework.docx
@@ -55,7 +55,7 @@
         <w:rPr>
           <w:rFonts w:ascii="Arial" w:hAnsi="Arial" w:eastAsia="Arial" w:cs="Arial"/>
         </w:rPr>
-        <w:t>Maryland Standard 6.G.A.2   ·   Learning target — I can find the volume of a rectangular prism by multiplying length, width, and height.</w:t>
+        <w:t>Maryland Standard 6.GR.2   ·   Learning target — I can find the volume of a rectangular prism by multiplying length, width, and height.</w:t>
       </w:r>
     </w:p>
     <w:p>
